--- a/보관본/러시아 인권변호사/Word/1부/1부_10화_고문의_증거.docx
+++ b/보관본/러시아 인권변호사/Word/1부/1부_10화_고문의_증거.docx
@@ -1349,7 +1349,7 @@
           <w:i w:val="0"/>
           <w:sz w:val="22"/>
         </w:rPr>
-        <w:t>Паша, это же Виктор Петрович. Он тебе тоже когда-то помогал — забыл, как он вытащил тебя из истории с призывом в девяносто восьмом?</w:t>
+        <w:t>Паша, это же Виктор Петрович. Он тебе тоже когда-то помогал — забыл, как он вытащил тебя из истории с призывом в две тысячи шестом?</w:t>
       </w:r>
     </w:p>
     <w:p>
@@ -3232,7 +3232,7 @@
           <w:i w:val="0"/>
           <w:sz w:val="22"/>
         </w:rPr>
-        <w:t xml:space="preserve"> — она проходит через каждое человеческое сердце» — 수용소에서 얻은 깨달음을 적은 대목. 장면 4에서 크냐제바 의무관이 결국 “직접 챙기겠다”고 물러선 뒤, 파벨이 “그녀는 악당이 아니라 겁먹은 것”이라고 하자 료샤가 인용한다. 시스템 안의 개인에게도 선택의 여지가 있다는 료샤의 시각, 그리고 “솔제니친은 증거로 못 낸다”는 파벨의 현실주의가 대비되며 두 친구의 온도 차(균열의 씨앗)를 보여 준다.</w:t>
+        <w:t xml:space="preserve"> — она проходит через каждое человеческое сердце» — 한국어 해설: 수용소에서 얻은 깨달음을 적은 대목. 장면 4에서 크냐제바 의무관이 결국 “직접 챙기겠다”고 물러선 뒤, 파벨이 “그녀는 악당이 아니라 겁먹은 것”이라고 하자 료샤가 인용한다. 시스템 안의 개인에게도 선택의 여지가 있다는 료샤의 시각, 그리고 “솔제니친은 증거로 못 낸다”는 파벨의 현실주의가 대비되며 두 친구의 온도 차(균열의 씨앗)를 보여 준다.</w:t>
       </w:r>
     </w:p>
     <w:p>
@@ -3255,7 +3255,7 @@
           <w:i w:val="0"/>
           <w:sz w:val="22"/>
         </w:rPr>
-        <w:t xml:space="preserve"> — 데카브리스트 유형자들에게 보낸 시. 장면 6에서 구금된 비코프가 “여기 광산은 없지만 시베리아만은 진짜”라며 자신을 버티게 하는 구절로 인용한다. 같은 장면에서 “심장이 가끔 문을 두드리듯 뛴다”는 말이 11화의 심근경색을 예고한다.</w:t>
+        <w:t xml:space="preserve"> — 한국어 해설: 데카브리스트 유형자들에게 보낸 시. 장면 6에서 구금된 비코프가 “여기 광산은 없지만 시베리아만은 진짜”라며 자신을 버티게 하는 구절로 인용한다. 같은 장면에서 “심장이 가끔 문을 두드리듯 뛴다”는 말이 11화의 심근경색을 예고한다.</w:t>
       </w:r>
     </w:p>
     <w:p>
